--- a/Planning_vendredi_2026-2027.docx
+++ b/Planning_vendredi_2026-2027.docx
@@ -118,7 +118,7 @@
                 <w:sz w:val="19"/>
                 <w:szCs w:val="19"/>
               </w:rPr>
-              <w:t xml:space="preserve">Saison 2026-2027   ·   31 cours   ·   89 inscriptions</w:t>
+              <w:t xml:space="preserve">Saison 2026-2027   ·   30 cours   ·   91 inscriptions</w:t>
             </w:r>
           </w:p>
         </w:tc>
@@ -4302,6 +4302,29 @@
                 <w:sz w:val="12"/>
                 <w:szCs w:val="12"/>
               </w:rPr>
+              <w:t xml:space="preserve">BONNET Guillaume</w:t>
+            </w:r>
+          </w:p>
+          <w:p>
+            <w:pPr>
+              <w:spacing w:after="0" w:before="0" w:line="147"/>
+            </w:pPr>
+            <w:r>
+              <w:rPr>
+                <w:rFonts w:ascii="Calibri" w:cs="Calibri" w:eastAsia="Calibri" w:hAnsi="Calibri"/>
+                <w:color w:val="AAAAAA"/>
+                <w:sz w:val="12"/>
+                <w:szCs w:val="12"/>
+              </w:rPr>
+              <w:t xml:space="preserve">02. </w:t>
+            </w:r>
+            <w:r>
+              <w:rPr>
+                <w:rFonts w:ascii="Calibri" w:cs="Calibri" w:eastAsia="Calibri" w:hAnsi="Calibri"/>
+                <w:color w:val="2E2E2E"/>
+                <w:sz w:val="12"/>
+                <w:szCs w:val="12"/>
+              </w:rPr>
               <w:t xml:space="preserve">GENTCHEV Martin</w:t>
             </w:r>
           </w:p>
@@ -4316,7 +4339,7 @@
                 <w:sz w:val="12"/>
                 <w:szCs w:val="12"/>
               </w:rPr>
-              <w:t xml:space="preserve">02. </w:t>
+              <w:t xml:space="preserve">03. </w:t>
             </w:r>
             <w:r>
               <w:rPr>
@@ -4339,7 +4362,7 @@
                 <w:sz w:val="12"/>
                 <w:szCs w:val="12"/>
               </w:rPr>
-              <w:t xml:space="preserve">03. </w:t>
+              <w:t xml:space="preserve">04. </w:t>
             </w:r>
             <w:r>
               <w:rPr>
@@ -4362,7 +4385,7 @@
                 <w:sz w:val="12"/>
                 <w:szCs w:val="12"/>
               </w:rPr>
-              <w:t xml:space="preserve">04. </w:t>
+              <w:t xml:space="preserve">05. </w:t>
             </w:r>
             <w:r>
               <w:rPr>
@@ -4519,6 +4542,29 @@
                 <w:sz w:val="12"/>
                 <w:szCs w:val="12"/>
               </w:rPr>
+              <w:t xml:space="preserve">CIRIOLO Emanuele</w:t>
+            </w:r>
+          </w:p>
+          <w:p>
+            <w:pPr>
+              <w:spacing w:after="0" w:before="0" w:line="147"/>
+            </w:pPr>
+            <w:r>
+              <w:rPr>
+                <w:rFonts w:ascii="Calibri" w:cs="Calibri" w:eastAsia="Calibri" w:hAnsi="Calibri"/>
+                <w:color w:val="AAAAAA"/>
+                <w:sz w:val="12"/>
+                <w:szCs w:val="12"/>
+              </w:rPr>
+              <w:t xml:space="preserve">05. </w:t>
+            </w:r>
+            <w:r>
+              <w:rPr>
+                <w:rFonts w:ascii="Calibri" w:cs="Calibri" w:eastAsia="Calibri" w:hAnsi="Calibri"/>
+                <w:color w:val="2E2E2E"/>
+                <w:sz w:val="12"/>
+                <w:szCs w:val="12"/>
+              </w:rPr>
               <w:t xml:space="preserve">DENIS Pascal</w:t>
             </w:r>
           </w:p>
@@ -4598,6 +4644,29 @@
                 <w:sz w:val="12"/>
                 <w:szCs w:val="12"/>
               </w:rPr>
+              <w:t xml:space="preserve">AHMED Nathy</w:t>
+            </w:r>
+          </w:p>
+          <w:p>
+            <w:pPr>
+              <w:spacing w:after="0" w:before="0" w:line="147"/>
+            </w:pPr>
+            <w:r>
+              <w:rPr>
+                <w:rFonts w:ascii="Calibri" w:cs="Calibri" w:eastAsia="Calibri" w:hAnsi="Calibri"/>
+                <w:color w:val="AAAAAA"/>
+                <w:sz w:val="12"/>
+                <w:szCs w:val="12"/>
+              </w:rPr>
+              <w:t xml:space="preserve">02. </w:t>
+            </w:r>
+            <w:r>
+              <w:rPr>
+                <w:rFonts w:ascii="Calibri" w:cs="Calibri" w:eastAsia="Calibri" w:hAnsi="Calibri"/>
+                <w:color w:val="2E2E2E"/>
+                <w:sz w:val="12"/>
+                <w:szCs w:val="12"/>
+              </w:rPr>
               <w:t xml:space="preserve">DELLICOUR Jeremie</w:t>
             </w:r>
           </w:p>
@@ -4612,7 +4681,7 @@
                 <w:sz w:val="12"/>
                 <w:szCs w:val="12"/>
               </w:rPr>
-              <w:t xml:space="preserve">02. </w:t>
+              <w:t xml:space="preserve">03. </w:t>
             </w:r>
             <w:r>
               <w:rPr>
@@ -4635,7 +4704,7 @@
                 <w:sz w:val="12"/>
                 <w:szCs w:val="12"/>
               </w:rPr>
-              <w:t xml:space="preserve">03. </w:t>
+              <w:t xml:space="preserve">04. </w:t>
             </w:r>
             <w:r>
               <w:rPr>
@@ -4658,7 +4727,7 @@
                 <w:sz w:val="12"/>
                 <w:szCs w:val="12"/>
               </w:rPr>
-              <w:t xml:space="preserve">04. </w:t>
+              <w:t xml:space="preserve">05. </w:t>
             </w:r>
             <w:r>
               <w:rPr>
@@ -5491,6 +5560,29 @@
                 <w:sz w:val="12"/>
                 <w:szCs w:val="12"/>
               </w:rPr>
+              <w:t xml:space="preserve">VAN GELDEREN SOPHIE</w:t>
+            </w:r>
+          </w:p>
+          <w:p>
+            <w:pPr>
+              <w:spacing w:after="0" w:before="0" w:line="147"/>
+            </w:pPr>
+            <w:r>
+              <w:rPr>
+                <w:rFonts w:ascii="Calibri" w:cs="Calibri" w:eastAsia="Calibri" w:hAnsi="Calibri"/>
+                <w:color w:val="AAAAAA"/>
+                <w:sz w:val="12"/>
+                <w:szCs w:val="12"/>
+              </w:rPr>
+              <w:t xml:space="preserve">05. </w:t>
+            </w:r>
+            <w:r>
+              <w:rPr>
+                <w:rFonts w:ascii="Calibri" w:cs="Calibri" w:eastAsia="Calibri" w:hAnsi="Calibri"/>
+                <w:color w:val="2E2E2E"/>
+                <w:sz w:val="12"/>
+                <w:szCs w:val="12"/>
+              </w:rPr>
               <w:t xml:space="preserve">VELDEKENS Victoria</w:t>
             </w:r>
           </w:p>
@@ -5531,7 +5623,7 @@
                 <w:sz w:val="15"/>
                 <w:szCs w:val="15"/>
               </w:rPr>
-              <w:t xml:space="preserve">Jaune ados</w:t>
+              <w:t xml:space="preserve">Adultes Compet</w:t>
             </w:r>
           </w:p>
           <w:p>
@@ -5547,7 +5639,7 @@
                 <w:sz w:val="13"/>
                 <w:szCs w:val="13"/>
               </w:rPr>
-              <w:t xml:space="preserve">—</w:t>
+              <w:t xml:space="preserve">Julien Chibli</w:t>
             </w:r>
           </w:p>
           <w:p>
@@ -5570,7 +5662,7 @@
                 <w:sz w:val="12"/>
                 <w:szCs w:val="12"/>
               </w:rPr>
-              <w:t xml:space="preserve">FRIEDRICH Anton</w:t>
+              <w:t xml:space="preserve">BOUCHAT Gilles</w:t>
             </w:r>
           </w:p>
           <w:p>
@@ -5593,7 +5685,53 @@
                 <w:sz w:val="12"/>
                 <w:szCs w:val="12"/>
               </w:rPr>
-              <w:t xml:space="preserve">ROOBAERT Constantin</w:t>
+              <w:t xml:space="preserve">LAMAIZI Jad</w:t>
+            </w:r>
+          </w:p>
+          <w:p>
+            <w:pPr>
+              <w:spacing w:after="0" w:before="0" w:line="147"/>
+            </w:pPr>
+            <w:r>
+              <w:rPr>
+                <w:rFonts w:ascii="Calibri" w:cs="Calibri" w:eastAsia="Calibri" w:hAnsi="Calibri"/>
+                <w:color w:val="AAAAAA"/>
+                <w:sz w:val="12"/>
+                <w:szCs w:val="12"/>
+              </w:rPr>
+              <w:t xml:space="preserve">03. </w:t>
+            </w:r>
+            <w:r>
+              <w:rPr>
+                <w:rFonts w:ascii="Calibri" w:cs="Calibri" w:eastAsia="Calibri" w:hAnsi="Calibri"/>
+                <w:color w:val="2E2E2E"/>
+                <w:sz w:val="12"/>
+                <w:szCs w:val="12"/>
+              </w:rPr>
+              <w:t xml:space="preserve">MORENO Jorge</w:t>
+            </w:r>
+          </w:p>
+          <w:p>
+            <w:pPr>
+              <w:spacing w:after="0" w:before="0" w:line="147"/>
+            </w:pPr>
+            <w:r>
+              <w:rPr>
+                <w:rFonts w:ascii="Calibri" w:cs="Calibri" w:eastAsia="Calibri" w:hAnsi="Calibri"/>
+                <w:color w:val="AAAAAA"/>
+                <w:sz w:val="12"/>
+                <w:szCs w:val="12"/>
+              </w:rPr>
+              <w:t xml:space="preserve">04. </w:t>
+            </w:r>
+            <w:r>
+              <w:rPr>
+                <w:rFonts w:ascii="Calibri" w:cs="Calibri" w:eastAsia="Calibri" w:hAnsi="Calibri"/>
+                <w:color w:val="2E2E2E"/>
+                <w:sz w:val="12"/>
+                <w:szCs w:val="12"/>
+              </w:rPr>
+              <w:t xml:space="preserve">SAOUL Jeremie</w:t>
             </w:r>
           </w:p>
         </w:tc>
@@ -5616,132 +5754,11 @@
             <w:r>
               <w:rPr>
                 <w:rFonts w:ascii="Calibri" w:cs="Calibri" w:eastAsia="Calibri" w:hAnsi="Calibri"/>
-                <w:b/>
-                <w:bCs/>
-                <w:color w:val="C0392B"/>
-                <w:sz w:val="15"/>
-                <w:szCs w:val="15"/>
-              </w:rPr>
-              <w:t xml:space="preserve">20:30–22:00   </w:t>
-            </w:r>
-            <w:r>
-              <w:rPr>
-                <w:rFonts w:ascii="Calibri" w:cs="Calibri" w:eastAsia="Calibri" w:hAnsi="Calibri"/>
-                <w:b/>
-                <w:bCs/>
-                <w:color w:val="2E2E2E"/>
-                <w:sz w:val="15"/>
-                <w:szCs w:val="15"/>
-              </w:rPr>
-              <w:t xml:space="preserve">Adultes Compet</w:t>
-            </w:r>
-          </w:p>
-          <w:p>
-            <w:pPr>
-              <w:spacing w:after="14" w:before="0" w:line="147"/>
-            </w:pPr>
-            <w:r>
-              <w:rPr>
-                <w:rFonts w:ascii="Calibri" w:cs="Calibri" w:eastAsia="Calibri" w:hAnsi="Calibri"/>
-                <w:b/>
-                <w:bCs/>
-                <w:color w:val="8A9E28"/>
-                <w:sz w:val="13"/>
-                <w:szCs w:val="13"/>
-              </w:rPr>
-              <w:t xml:space="preserve">Julien Chibli</w:t>
-            </w:r>
-          </w:p>
-          <w:p>
-            <w:pPr>
-              <w:spacing w:after="0" w:before="0" w:line="147"/>
-            </w:pPr>
-            <w:r>
-              <w:rPr>
-                <w:rFonts w:ascii="Calibri" w:cs="Calibri" w:eastAsia="Calibri" w:hAnsi="Calibri"/>
-                <w:color w:val="AAAAAA"/>
-                <w:sz w:val="12"/>
-                <w:szCs w:val="12"/>
-              </w:rPr>
-              <w:t xml:space="preserve">01. </w:t>
-            </w:r>
-            <w:r>
-              <w:rPr>
-                <w:rFonts w:ascii="Calibri" w:cs="Calibri" w:eastAsia="Calibri" w:hAnsi="Calibri"/>
-                <w:color w:val="2E2E2E"/>
-                <w:sz w:val="12"/>
-                <w:szCs w:val="12"/>
-              </w:rPr>
-              <w:t xml:space="preserve">BOUCHAT Gilles</w:t>
-            </w:r>
-          </w:p>
-          <w:p>
-            <w:pPr>
-              <w:spacing w:after="0" w:before="0" w:line="147"/>
-            </w:pPr>
-            <w:r>
-              <w:rPr>
-                <w:rFonts w:ascii="Calibri" w:cs="Calibri" w:eastAsia="Calibri" w:hAnsi="Calibri"/>
-                <w:color w:val="AAAAAA"/>
-                <w:sz w:val="12"/>
-                <w:szCs w:val="12"/>
-              </w:rPr>
-              <w:t xml:space="preserve">02. </w:t>
-            </w:r>
-            <w:r>
-              <w:rPr>
-                <w:rFonts w:ascii="Calibri" w:cs="Calibri" w:eastAsia="Calibri" w:hAnsi="Calibri"/>
-                <w:color w:val="2E2E2E"/>
-                <w:sz w:val="12"/>
-                <w:szCs w:val="12"/>
-              </w:rPr>
-              <w:t xml:space="preserve">LAMAIZI Jad</w:t>
-            </w:r>
-          </w:p>
-          <w:p>
-            <w:pPr>
-              <w:spacing w:after="0" w:before="0" w:line="147"/>
-            </w:pPr>
-            <w:r>
-              <w:rPr>
-                <w:rFonts w:ascii="Calibri" w:cs="Calibri" w:eastAsia="Calibri" w:hAnsi="Calibri"/>
-                <w:color w:val="AAAAAA"/>
-                <w:sz w:val="12"/>
-                <w:szCs w:val="12"/>
-              </w:rPr>
-              <w:t xml:space="preserve">03. </w:t>
-            </w:r>
-            <w:r>
-              <w:rPr>
-                <w:rFonts w:ascii="Calibri" w:cs="Calibri" w:eastAsia="Calibri" w:hAnsi="Calibri"/>
-                <w:color w:val="2E2E2E"/>
-                <w:sz w:val="12"/>
-                <w:szCs w:val="12"/>
-              </w:rPr>
-              <w:t xml:space="preserve">MORENO Jorge</w:t>
-            </w:r>
-          </w:p>
-          <w:p>
-            <w:pPr>
-              <w:spacing w:after="0" w:before="0" w:line="147"/>
-            </w:pPr>
-            <w:r>
-              <w:rPr>
-                <w:rFonts w:ascii="Calibri" w:cs="Calibri" w:eastAsia="Calibri" w:hAnsi="Calibri"/>
-                <w:color w:val="AAAAAA"/>
-                <w:sz w:val="12"/>
-                <w:szCs w:val="12"/>
-              </w:rPr>
-              <w:t xml:space="preserve">04. </w:t>
-            </w:r>
-            <w:r>
-              <w:rPr>
-                <w:rFonts w:ascii="Calibri" w:cs="Calibri" w:eastAsia="Calibri" w:hAnsi="Calibri"/>
-                <w:color w:val="2E2E2E"/>
-                <w:sz w:val="12"/>
-                <w:szCs w:val="12"/>
-              </w:rPr>
-              <w:t xml:space="preserve">SAOUL Jeremie</w:t>
+                <w:color w:val="2E2E2E"/>
+                <w:sz w:val="12"/>
+                <w:szCs w:val="12"/>
+              </w:rPr>
+              <w:t xml:space="preserve"/>
             </w:r>
           </w:p>
         </w:tc>
